--- a/deliverable/00_executive_summary.docx
+++ b/deliverable/00_executive_summary.docx
@@ -687,7 +687,38 @@
               <w:rPr>
                 <w:sz w:val="17"/>
               </w:rPr>
-              <w:t>This document — bottom line, headline findings, ownership.</w:t>
+              <w:t>This document — bottom line, headline findings, ownership, productization opportunity.</w:t>
+            </w:r>
+          </w:p>
+        </w:tc>
+      </w:tr>
+      <w:tr>
+        <w:tc>
+          <w:tcPr>
+            <w:tcW w:type="dxa" w:w="5256"/>
+          </w:tcPr>
+          <w:p>
+            <w:r/>
+            <w:r>
+              <w:rPr>
+                <w:rFonts w:ascii="Consolas" w:hAnsi="Consolas"/>
+                <w:sz w:val="17"/>
+              </w:rPr>
+              <w:t>02_productization_proposal.docx</w:t>
+            </w:r>
+          </w:p>
+        </w:tc>
+        <w:tc>
+          <w:tcPr>
+            <w:tcW w:type="dxa" w:w="5256"/>
+          </w:tcPr>
+          <w:p>
+            <w:r/>
+            <w:r>
+              <w:rPr>
+                <w:sz w:val="17"/>
+              </w:rPr>
+              <w:t>Standalone product pitch — four framings for turning the case study into a recurring TD surveillance capability.</w:t>
             </w:r>
           </w:p>
         </w:tc>
@@ -852,6 +883,419 @@
       <w:r>
         <w:rPr>
           <w:b/>
+          <w:sz w:val="22"/>
+        </w:rPr>
+        <w:t>Productization opportunity.</w:t>
+      </w:r>
+    </w:p>
+    <w:p>
+      <w:r>
+        <w:t xml:space="preserve">This case study is a one-shot audit, but the pipeline is the prototype for a recurring TD surveillance capability. Four framings, ordered by the team that would consume them. The standalone </w:t>
+      </w:r>
+      <w:r>
+        <w:rPr>
+          <w:rFonts w:ascii="Consolas" w:hAnsi="Consolas"/>
+          <w:sz w:val="18"/>
+        </w:rPr>
+        <w:t>02_productization_proposal.docx</w:t>
+      </w:r>
+      <w:r>
+        <w:t xml:space="preserve"> expands each one with MVP scope, success metrics, and a recommended sequencing.</w:t>
+      </w:r>
+    </w:p>
+    <w:tbl>
+      <w:tblPr>
+        <w:tblStyle w:val="LightGrid-Accent1"/>
+        <w:tblW w:type="auto" w:w="0"/>
+        <w:tblLayout w:type="fixed"/>
+        <w:tblLook w:firstColumn="1" w:firstRow="1" w:lastColumn="0" w:lastRow="0" w:noHBand="0" w:noVBand="1" w:val="04A0"/>
+      </w:tblPr>
+      <w:tblGrid>
+        <w:gridCol w:w="2448"/>
+        <w:gridCol w:w="2448"/>
+        <w:gridCol w:w="3888"/>
+        <w:gridCol w:w="2016"/>
+      </w:tblGrid>
+      <w:tr>
+        <w:tc>
+          <w:tcPr>
+            <w:tcW w:type="dxa" w:w="2628"/>
+            <w:shd w:val="clear" w:color="auto" w:fill="1F3A5F"/>
+          </w:tcPr>
+          <w:p>
+            <w:r/>
+            <w:r>
+              <w:rPr>
+                <w:b/>
+                <w:color w:val="FFFFFF"/>
+                <w:sz w:val="18"/>
+              </w:rPr>
+              <w:t>Framing</w:t>
+            </w:r>
+          </w:p>
+        </w:tc>
+        <w:tc>
+          <w:tcPr>
+            <w:tcW w:type="dxa" w:w="2628"/>
+            <w:shd w:val="clear" w:color="auto" w:fill="1F3A5F"/>
+          </w:tcPr>
+          <w:p>
+            <w:r/>
+            <w:r>
+              <w:rPr>
+                <w:b/>
+                <w:color w:val="FFFFFF"/>
+                <w:sz w:val="18"/>
+              </w:rPr>
+              <w:t>Owner / consumer</w:t>
+            </w:r>
+          </w:p>
+        </w:tc>
+        <w:tc>
+          <w:tcPr>
+            <w:tcW w:type="dxa" w:w="2628"/>
+            <w:shd w:val="clear" w:color="auto" w:fill="1F3A5F"/>
+          </w:tcPr>
+          <w:p>
+            <w:r/>
+            <w:r>
+              <w:rPr>
+                <w:b/>
+                <w:color w:val="FFFFFF"/>
+                <w:sz w:val="18"/>
+              </w:rPr>
+              <w:t>What it does + cost of doing nothing</w:t>
+            </w:r>
+          </w:p>
+        </w:tc>
+        <w:tc>
+          <w:tcPr>
+            <w:tcW w:type="dxa" w:w="2628"/>
+            <w:shd w:val="clear" w:color="auto" w:fill="1F3A5F"/>
+          </w:tcPr>
+          <w:p>
+            <w:r/>
+            <w:r>
+              <w:rPr>
+                <w:b/>
+                <w:color w:val="FFFFFF"/>
+                <w:sz w:val="18"/>
+              </w:rPr>
+              <w:t>Sequencing</w:t>
+            </w:r>
+          </w:p>
+        </w:tc>
+      </w:tr>
+      <w:tr>
+        <w:tc>
+          <w:tcPr>
+            <w:tcW w:type="dxa" w:w="2628"/>
+          </w:tcPr>
+          <w:p>
+            <w:r/>
+            <w:r>
+              <w:rPr>
+                <w:b/>
+                <w:sz w:val="17"/>
+              </w:rPr>
+              <w:t>Vendor Feed Onboarding Service</w:t>
+            </w:r>
+          </w:p>
+        </w:tc>
+        <w:tc>
+          <w:tcPr>
+            <w:tcW w:type="dxa" w:w="2628"/>
+          </w:tcPr>
+          <w:p>
+            <w:r/>
+            <w:r>
+              <w:rPr>
+                <w:sz w:val="17"/>
+              </w:rPr>
+              <w:t>Surveillance Data team</w:t>
+            </w:r>
+          </w:p>
+        </w:tc>
+        <w:tc>
+          <w:tcPr>
+            <w:tcW w:type="dxa" w:w="2628"/>
+          </w:tcPr>
+          <w:p>
+            <w:r/>
+            <w:r>
+              <w:rPr>
+                <w:sz w:val="17"/>
+              </w:rPr>
+              <w:t>Every new vendor / producer feed runs the pipeline before it can supply production. RAG scorecard greenlights, conditionally onboards, or blocks.</w:t>
+            </w:r>
+          </w:p>
+          <w:p>
+            <w:r>
+              <w:rPr>
+                <w:b/>
+                <w:i/>
+                <w:sz w:val="16"/>
+              </w:rPr>
+              <w:t xml:space="preserve">Cost of doing nothing: </w:t>
+            </w:r>
+            <w:r>
+              <w:rPr>
+                <w:i/>
+                <w:sz w:val="16"/>
+              </w:rPr>
+              <w:t>Each new feed = 4-6 wks ad-hoc engineering today; defects discovered post-launch trigger surveillance gaps + producer friction.</w:t>
+            </w:r>
+          </w:p>
+        </w:tc>
+        <w:tc>
+          <w:tcPr>
+            <w:tcW w:type="dxa" w:w="2628"/>
+          </w:tcPr>
+          <w:p>
+            <w:r/>
+            <w:r>
+              <w:rPr>
+                <w:b/>
+                <w:sz w:val="17"/>
+              </w:rPr>
+              <w:t>RECOMMENDED -- primary path</w:t>
+            </w:r>
+          </w:p>
+        </w:tc>
+      </w:tr>
+      <w:tr>
+        <w:tc>
+          <w:tcPr>
+            <w:tcW w:type="dxa" w:w="2628"/>
+          </w:tcPr>
+          <w:p>
+            <w:r/>
+            <w:r>
+              <w:rPr>
+                <w:b/>
+                <w:sz w:val="17"/>
+              </w:rPr>
+              <w:t>Producer Trust Scorecard</w:t>
+            </w:r>
+          </w:p>
+        </w:tc>
+        <w:tc>
+          <w:tcPr>
+            <w:tcW w:type="dxa" w:w="2628"/>
+          </w:tcPr>
+          <w:p>
+            <w:r/>
+            <w:r>
+              <w:rPr>
+                <w:sz w:val="17"/>
+              </w:rPr>
+              <w:t>Surveillance Data + Producer Mgmt</w:t>
+            </w:r>
+          </w:p>
+        </w:tc>
+        <w:tc>
+          <w:tcPr>
+            <w:tcW w:type="dxa" w:w="2628"/>
+          </w:tcPr>
+          <w:p>
+            <w:r/>
+            <w:r>
+              <w:rPr>
+                <w:sz w:val="17"/>
+              </w:rPr>
+              <w:t>Recurring re-run of the gate against active feeds. Drift below target triggers a workflow to the producer with named remediation owner.</w:t>
+            </w:r>
+          </w:p>
+          <w:p>
+            <w:r>
+              <w:rPr>
+                <w:b/>
+                <w:i/>
+                <w:sz w:val="16"/>
+              </w:rPr>
+              <w:t xml:space="preserve">Cost of doing nothing: </w:t>
+            </w:r>
+            <w:r>
+              <w:rPr>
+                <w:i/>
+                <w:sz w:val="16"/>
+              </w:rPr>
+              <w:t>DQ regressions in production go undetected until a surveillance alert fails to fire (JPM-class scenario).</w:t>
+            </w:r>
+          </w:p>
+        </w:tc>
+        <w:tc>
+          <w:tcPr>
+            <w:tcW w:type="dxa" w:w="2628"/>
+          </w:tcPr>
+          <w:p>
+            <w:r/>
+            <w:r>
+              <w:rPr>
+                <w:sz w:val="17"/>
+              </w:rPr>
+              <w:t>Adjacent -- built on #1</w:t>
+            </w:r>
+          </w:p>
+        </w:tc>
+      </w:tr>
+      <w:tr>
+        <w:tc>
+          <w:tcPr>
+            <w:tcW w:type="dxa" w:w="2628"/>
+          </w:tcPr>
+          <w:p>
+            <w:r/>
+            <w:r>
+              <w:rPr>
+                <w:b/>
+                <w:sz w:val="17"/>
+              </w:rPr>
+              <w:t>Surveillance Audit Pack</w:t>
+            </w:r>
+          </w:p>
+        </w:tc>
+        <w:tc>
+          <w:tcPr>
+            <w:tcW w:type="dxa" w:w="2628"/>
+          </w:tcPr>
+          <w:p>
+            <w:r/>
+            <w:r>
+              <w:rPr>
+                <w:sz w:val="17"/>
+              </w:rPr>
+              <w:t>Compliance + Surveillance Data</w:t>
+            </w:r>
+          </w:p>
+        </w:tc>
+        <w:tc>
+          <w:tcPr>
+            <w:tcW w:type="dxa" w:w="2628"/>
+          </w:tcPr>
+          <w:p>
+            <w:r/>
+            <w:r>
+              <w:rPr>
+                <w:sz w:val="17"/>
+              </w:rPr>
+              <w:t>Date-range bundle of (cleaned data + scorecard + decision register + test pass log). Hand to regulators on demand.</w:t>
+            </w:r>
+          </w:p>
+          <w:p>
+            <w:r>
+              <w:rPr>
+                <w:b/>
+                <w:i/>
+                <w:sz w:val="16"/>
+              </w:rPr>
+              <w:t xml:space="preserve">Cost of doing nothing: </w:t>
+            </w:r>
+            <w:r>
+              <w:rPr>
+                <w:i/>
+                <w:sz w:val="16"/>
+              </w:rPr>
+              <w:t>Each audit/inquiry is a manual scramble; defensibility today is anecdotal not artefact-based.</w:t>
+            </w:r>
+          </w:p>
+        </w:tc>
+        <w:tc>
+          <w:tcPr>
+            <w:tcW w:type="dxa" w:w="2628"/>
+          </w:tcPr>
+          <w:p>
+            <w:r/>
+            <w:r>
+              <w:rPr>
+                <w:sz w:val="17"/>
+              </w:rPr>
+              <w:t>Unlocked once #1 ships</w:t>
+            </w:r>
+          </w:p>
+        </w:tc>
+      </w:tr>
+      <w:tr>
+        <w:tc>
+          <w:tcPr>
+            <w:tcW w:type="dxa" w:w="2628"/>
+          </w:tcPr>
+          <w:p>
+            <w:r/>
+            <w:r>
+              <w:rPr>
+                <w:b/>
+                <w:sz w:val="17"/>
+              </w:rPr>
+              <w:t>Surveillance Data SLOs</w:t>
+            </w:r>
+          </w:p>
+        </w:tc>
+        <w:tc>
+          <w:tcPr>
+            <w:tcW w:type="dxa" w:w="2628"/>
+          </w:tcPr>
+          <w:p>
+            <w:r/>
+            <w:r>
+              <w:rPr>
+                <w:sz w:val="17"/>
+              </w:rPr>
+              <w:t>Surveillance Data + Platform Engineering</w:t>
+            </w:r>
+          </w:p>
+        </w:tc>
+        <w:tc>
+          <w:tcPr>
+            <w:tcW w:type="dxa" w:w="2628"/>
+          </w:tcPr>
+          <w:p>
+            <w:r/>
+            <w:r>
+              <w:rPr>
+                <w:sz w:val="17"/>
+              </w:rPr>
+              <w:t>M1-M7 become the first 7 SLOs. Producers sign SLAs. Pages on red. Quarterly review on amber.</w:t>
+            </w:r>
+          </w:p>
+          <w:p>
+            <w:r>
+              <w:rPr>
+                <w:b/>
+                <w:i/>
+                <w:sz w:val="16"/>
+              </w:rPr>
+              <w:t xml:space="preserve">Cost of doing nothing: </w:t>
+            </w:r>
+            <w:r>
+              <w:rPr>
+                <w:i/>
+                <w:sz w:val="16"/>
+              </w:rPr>
+              <w:t>DQ remains incident-driven; no contractual obligation on producers.</w:t>
+            </w:r>
+          </w:p>
+        </w:tc>
+        <w:tc>
+          <w:tcPr>
+            <w:tcW w:type="dxa" w:w="2628"/>
+          </w:tcPr>
+          <w:p>
+            <w:r/>
+            <w:r>
+              <w:rPr>
+                <w:sz w:val="17"/>
+              </w:rPr>
+              <w:t>Culture shift -- follows #1+#2</w:t>
+            </w:r>
+          </w:p>
+        </w:tc>
+      </w:tr>
+    </w:tbl>
+    <w:p>
+      <w:r>
+        <w:rPr>
+          <w:b/>
         </w:rPr>
         <w:t xml:space="preserve">Defensibility.  </w:t>
       </w:r>
@@ -859,7 +1303,7 @@
         <w:rPr>
           <w:sz w:val="18"/>
         </w:rPr>
-        <w:t>Every number in this bundle is reproducible. The analysis/ folder contains a numbered pipeline (01..16) that regenerates every artefact from the raw CSV. Two test scripts (12, 13) assert that the P1 pipeline's invariants hold and that every P2 finding count reproduces from the file. 63 tests, all passing. If a number drifts, a test breaks.</w:t>
+        <w:t>Every number in this bundle is reproducible. The analysis/ folder contains a numbered pipeline (01..17) that regenerates every artefact from the raw CSV. Two test scripts (12, 13) assert that the P1 pipeline's invariants hold and that every P2 finding count reproduces from the file. 63 tests, all passing. If a number drifts, a test breaks.</w:t>
       </w:r>
     </w:p>
     <w:sectPr>
